--- a/tips_for_write.docx
+++ b/tips_for_write.docx
@@ -5,6 +5,7 @@
     <w:p>
       <w:pPr>
         <w:rPr>
+          <w:rFonts w:hint="eastAsia"/>
           <w:color w:val="EE0000"/>
         </w:rPr>
       </w:pPr>
@@ -13,20 +14,22 @@
           <w:rFonts w:hint="eastAsia"/>
           <w:color w:val="EE0000"/>
         </w:rPr>
-        <w:t>关于选用模型的原因</w:t>
+        <w:t>备注：大家问ai之后任何认为可以帮助写作的东西都可以贴近来</w:t>
       </w:r>
     </w:p>
     <w:p>
       <w:pPr>
         <w:rPr>
           <w:rFonts w:hint="eastAsia"/>
+          <w:color w:val="EE0000"/>
         </w:rPr>
       </w:pPr>
       <w:r>
         <w:rPr>
           <w:rFonts w:hint="eastAsia"/>
-        </w:rPr>
-        <w:t>框架名称核心定位适合人群</w:t>
+          <w:color w:val="EE0000"/>
+        </w:rPr>
+        <w:t>关于选用模型的原因</w:t>
       </w:r>
     </w:p>
     <w:p>
@@ -35,31 +38,11 @@
           <w:rFonts w:hint="eastAsia"/>
         </w:rPr>
       </w:pPr>
-      <w:proofErr w:type="spellStart"/>
-      <w:r>
-        <w:rPr>
-          <w:rFonts w:hint="eastAsia"/>
-        </w:rPr>
-        <w:t>LangChain</w:t>
-      </w:r>
-      <w:proofErr w:type="spellEnd"/>
-      <w:r>
-        <w:rPr>
-          <w:rFonts w:hint="eastAsia"/>
-        </w:rPr>
-        <w:t xml:space="preserve"> </w:t>
-      </w:r>
-      <w:r>
-        <w:rPr>
-          <w:rFonts w:ascii="Segoe UI Emoji" w:hAnsi="Segoe UI Emoji" w:cs="Segoe UI Emoji"/>
-        </w:rPr>
-        <w:t>🔗</w:t>
-      </w:r>
-      <w:r>
-        <w:rPr>
-          <w:rFonts w:hint="eastAsia"/>
-        </w:rPr>
-        <w:t>万能胶水。它能把大模型、数据库、搜索工具等各种零件像乐高一样拼在一起。想要深入学习原理，或需要连接复杂外部数据的学生。</w:t>
+      <w:r>
+        <w:rPr>
+          <w:rFonts w:hint="eastAsia"/>
+        </w:rPr>
+        <w:t>框架名称核心定位适合人群</w:t>
       </w:r>
     </w:p>
     <w:p>
@@ -73,7 +56,7 @@
         <w:rPr>
           <w:rFonts w:hint="eastAsia"/>
         </w:rPr>
-        <w:t>CrewAI</w:t>
+        <w:t>LangChain</w:t>
       </w:r>
       <w:proofErr w:type="spellEnd"/>
       <w:r>
@@ -86,56 +69,94 @@
         <w:rPr>
           <w:rFonts w:ascii="Segoe UI Emoji" w:hAnsi="Segoe UI Emoji" w:cs="Segoe UI Emoji"/>
         </w:rPr>
-        <w:t>👥</w:t>
-      </w:r>
-      <w:r>
-        <w:rPr>
-          <w:rFonts w:hint="eastAsia"/>
-        </w:rPr>
-        <w:t>团队指挥官。它擅长让多个 Agent 协同工作（比如一个</w:t>
-      </w:r>
-      <w:proofErr w:type="gramStart"/>
-      <w:r>
-        <w:rPr>
-          <w:rFonts w:hint="eastAsia"/>
-        </w:rPr>
-        <w:t>搜</w:t>
-      </w:r>
-      <w:proofErr w:type="gramEnd"/>
-      <w:r>
-        <w:rPr>
-          <w:rFonts w:hint="eastAsia"/>
-        </w:rPr>
-        <w:t>资料，一个写报告）。想要模拟真实工作流，让 AI 像小团队一样运行的开发者。</w:t>
-      </w:r>
-      <w:proofErr w:type="spellStart"/>
-      <w:r>
-        <w:rPr>
-          <w:rFonts w:hint="eastAsia"/>
-        </w:rPr>
-        <w:t>AutoGPT</w:t>
-      </w:r>
-      <w:proofErr w:type="spellEnd"/>
-      <w:r>
-        <w:rPr>
-          <w:rFonts w:hint="eastAsia"/>
-        </w:rPr>
-        <w:t xml:space="preserve"> </w:t>
-      </w:r>
-      <w:r>
-        <w:rPr>
-          <w:rFonts w:ascii="Segoe UI Emoji" w:hAnsi="Segoe UI Emoji" w:cs="Segoe UI Emoji"/>
-        </w:rPr>
-        <w:t>🤖</w:t>
-      </w:r>
-      <w:r>
-        <w:rPr>
-          <w:rFonts w:hint="eastAsia"/>
-        </w:rPr>
-        <w:t>全自动执行器。你给它一个目标（如“调研 AFSIM 竞品”），它会自己不停地循环直到完成。想要体验“全自动 AI”黑科技，但不介意它偶尔会跑偏的用户。</w:t>
+        <w:t>🔗</w:t>
+      </w:r>
+      <w:r>
+        <w:rPr>
+          <w:rFonts w:hint="eastAsia"/>
+        </w:rPr>
+        <w:t>万能胶水。它能把大模型、数据库、搜索工具等各种零件像乐高一样拼在一起。想要深入学习原理，或需要连接复杂外部数据的学生。</w:t>
       </w:r>
     </w:p>
     <w:p>
+      <w:pPr>
+        <w:rPr>
+          <w:rFonts w:hint="eastAsia"/>
+        </w:rPr>
+      </w:pPr>
+      <w:proofErr w:type="spellStart"/>
+      <w:r>
+        <w:rPr>
+          <w:rFonts w:hint="eastAsia"/>
+        </w:rPr>
+        <w:t>CrewAI</w:t>
+      </w:r>
+      <w:proofErr w:type="spellEnd"/>
+      <w:r>
+        <w:rPr>
+          <w:rFonts w:hint="eastAsia"/>
+        </w:rPr>
+        <w:t xml:space="preserve"> </w:t>
+      </w:r>
+      <w:r>
+        <w:rPr>
+          <w:rFonts w:ascii="Segoe UI Emoji" w:hAnsi="Segoe UI Emoji" w:cs="Segoe UI Emoji"/>
+        </w:rPr>
+        <w:t>👥</w:t>
+      </w:r>
+      <w:r>
+        <w:rPr>
+          <w:rFonts w:hint="eastAsia"/>
+        </w:rPr>
+        <w:t>团队指挥官。它擅长让多个 Agent 协同工作（比如一个</w:t>
+      </w:r>
+      <w:proofErr w:type="gramStart"/>
+      <w:r>
+        <w:rPr>
+          <w:rFonts w:hint="eastAsia"/>
+        </w:rPr>
+        <w:t>搜</w:t>
+      </w:r>
+      <w:proofErr w:type="gramEnd"/>
+      <w:r>
+        <w:rPr>
+          <w:rFonts w:hint="eastAsia"/>
+        </w:rPr>
+        <w:t>资料，一个写报告）。想要模拟真实工作流，让 AI 像小团队一样运行的开发者。</w:t>
+      </w:r>
+      <w:proofErr w:type="spellStart"/>
+      <w:r>
+        <w:rPr>
+          <w:rFonts w:hint="eastAsia"/>
+        </w:rPr>
+        <w:t>AutoGPT</w:t>
+      </w:r>
+      <w:proofErr w:type="spellEnd"/>
+      <w:r>
+        <w:rPr>
+          <w:rFonts w:hint="eastAsia"/>
+        </w:rPr>
+        <w:t xml:space="preserve"> </w:t>
+      </w:r>
+      <w:r>
+        <w:rPr>
+          <w:rFonts w:ascii="Segoe UI Emoji" w:hAnsi="Segoe UI Emoji" w:cs="Segoe UI Emoji"/>
+        </w:rPr>
+        <w:t>🤖</w:t>
+      </w:r>
+      <w:r>
+        <w:rPr>
+          <w:rFonts w:hint="eastAsia"/>
+        </w:rPr>
+        <w:t>全自动执行器。你给它一个目标（如“调研 AFSIM 竞品”），它会自己不停地循环直到完成。想要体验“全自动 AI”黑科技，但不介意它偶尔会跑偏的用户。</w:t>
+      </w:r>
+    </w:p>
+    <w:p>
+      <w:pPr>
+        <w:rPr>
+          <w:rFonts w:hint="eastAsia"/>
+        </w:rPr>
+      </w:pPr>
       <w:r>
         <w:t xml:space="preserve">Microsoft </w:t>
       </w:r>
